--- a/SectiuniGrinzi - documentatie.docx
+++ b/SectiuniGrinzi - documentatie.docx
@@ -486,6 +486,29 @@
       </w:pPr>
       <w:r>
         <w:t xml:space="preserve">conturul sectiunii cu placa (din grupul de cofraj al elementului, cu rupere); fara placa daca planul nu are grupuri de cofraj;</w:t>
+      </w:r>
+    </w:p>
+    <w:p>
+      <w:pPr>
+        <w:pStyle w:val="ListParagraph"/>
+        <w:numPr>
+          <w:ilvl w:val="0"/>
+          <w:numId w:val="2"/>
+        </w:numPr>
+        <w:spacing w:after="60" w:line="276"/>
+      </w:pPr>
+      <w:r>
+        <w:t xml:space="preserve">la o </w:t>
+      </w:r>
+      <w:r>
+        <w:rPr>
+          <w:b/>
+          <w:bCs/>
+        </w:rPr>
+        <w:t xml:space="preserve">grinda intoarsa</w:t>
+      </w:r>
+      <w:r>
+        <w:t xml:space="preserve"> - care pleaca de la fata de jos a placii in sus - placa se deseneaza jos, cu rupere, iar sus sectiunea e un dreptunghi curat. Se recunoaste singura, din grupul de cofraj: placa e la partea de jos a sectiunii de cofraj;</w:t>
       </w:r>
     </w:p>
     <w:p>
